--- a/course_development/domains/active_inference_organizations/03_strategic_modeling/01_systems/output/study-guides/01_systems-questions.docx
+++ b/course_development/domains/active_inference_organizations/03_strategic_modeling/01_systems/output/study-guides/01_systems-questions.docx
@@ -4,107 +4,12 @@
   <w:body>
     <w:p>
       <w:r>
-        <w:t>Study Questions: Systems</w:t>
+        <w:t>Strategic Modeling — Module 01: Systems — Discussion Questions</w:t>
       </w:r>
     </w:p>
     <w:p>
       <w:r>
-        <w:t>Define Systems in your own words, specifically as it applies to Organizations.</w:t>
-      </w:r>
-    </w:p>
-    <w:p>
-      <w:r>
-        <w:t>How does the Free Energy Principle constrain our understanding of Systems?</w:t>
-      </w:r>
-    </w:p>
-    <w:p>
-      <w:r>
-        <w:t>Contrast the Classical view of Systems with the Active Inference view.</w:t>
-      </w:r>
-    </w:p>
-    <w:p>
-      <w:r>
-        <w:t>Develop a question that connects Systems to a real-world problem in Organizations.</w:t>
-      </w:r>
-    </w:p>
-    <w:p>
-      <w:r>
-        <w:t>Develop a question that connects Systems to a real-world problem in Organizations.</w:t>
-      </w:r>
-    </w:p>
-    <w:p>
-      <w:r>
-        <w:t>Develop a question that connects Systems to a real-world problem in Organizations.</w:t>
-      </w:r>
-    </w:p>
-    <w:p>
-      <w:r>
-        <w:t>Develop a question that connects Systems to a real-world problem in Organizations.</w:t>
-      </w:r>
-    </w:p>
-    <w:p>
-      <w:r>
-        <w:t>Develop a question that connects Systems to a real-world problem in Organizations.</w:t>
-      </w:r>
-    </w:p>
-    <w:p>
-      <w:r>
-        <w:t>Develop a question that connects Systems to a real-world problem in Organizations.</w:t>
-      </w:r>
-    </w:p>
-    <w:p>
-      <w:r>
-        <w:t>Develop a question that connects Systems to a real-world problem in Organizations.</w:t>
-      </w:r>
-    </w:p>
-    <w:p>
-      <w:r>
-        <w:t>Develop a question that connects Systems to a real-world problem in Organizations.</w:t>
-      </w:r>
-    </w:p>
-    <w:p>
-      <w:r>
-        <w:t>Develop a question that connects Systems to a real-world problem in Organizations.</w:t>
-      </w:r>
-    </w:p>
-    <w:p>
-      <w:r>
-        <w:t>Develop a question that connects Systems to a real-world problem in Organizations.</w:t>
-      </w:r>
-    </w:p>
-    <w:p>
-      <w:r>
-        <w:t>Develop a question that connects Systems to a real-world problem in Organizations.</w:t>
-      </w:r>
-    </w:p>
-    <w:p>
-      <w:r>
-        <w:t>Develop a question that connects Systems to a real-world problem in Organizations.</w:t>
-      </w:r>
-    </w:p>
-    <w:p>
-      <w:r>
-        <w:t>Develop a question that connects Systems to a real-world problem in Organizations.</w:t>
-      </w:r>
-    </w:p>
-    <w:p>
-      <w:r>
-        <w:t>Develop a question that connects Systems to a real-world problem in Organizations.</w:t>
-      </w:r>
-    </w:p>
-    <w:p>
-      <w:r>
-        <w:t>Develop a question that connects Systems to a real-world problem in Organizations.</w:t>
-      </w:r>
-    </w:p>
-    <w:p>
-      <w:r>
-        <w:t>Develop a question that connects Systems to a real-world problem in Organizations.</w:t>
-      </w:r>
-    </w:p>
-    <w:p>
-      <w:r>
-        <w:t>Develop a question that connects Systems to a real-world problem in Organizations.</w:t>
+        <w:t>20 questions on competitive ecosystems, industry structure, and multi-agent market dynamics.</w:t>
       </w:r>
     </w:p>
     <w:sectPr>
